--- a/Khapisov_CV.docx
+++ b/Khapisov_CV.docx
@@ -144,20 +144,30 @@
           <w:bCs/>
           <w:sz w:val="28"/>
           <w:szCs w:val="28"/>
-          <w:lang w:val="en-US"/>
-        </w:rPr>
-        <w:t>-</w:t>
-      </w:r>
-      <w:r>
-        <w:rPr>
-          <w:rFonts w:ascii="Times New Roman" w:hAnsi="Times New Roman" w:cs="Times New Roman"/>
-          <w:b/>
-          <w:bCs/>
-          <w:sz w:val="28"/>
-          <w:szCs w:val="28"/>
-          <w:lang w:val="en-US"/>
-        </w:rPr>
-        <w:t>engineer</w:t>
+        </w:rPr>
+        <w:t xml:space="preserve"> </w:t>
+      </w:r>
+      <w:r>
+        <w:rPr>
+          <w:rFonts w:ascii="Times New Roman" w:hAnsi="Times New Roman" w:cs="Times New Roman"/>
+          <w:b/>
+          <w:bCs/>
+          <w:sz w:val="28"/>
+          <w:szCs w:val="28"/>
+          <w:lang w:val="en-US"/>
+        </w:rPr>
+        <w:t>E</w:t>
+      </w:r>
+      <w:r>
+        <w:rPr>
+          <w:rFonts w:ascii="Times New Roman" w:hAnsi="Times New Roman" w:cs="Times New Roman"/>
+          <w:b/>
+          <w:bCs/>
+          <w:sz w:val="28"/>
+          <w:szCs w:val="28"/>
+          <w:lang w:val="en-US"/>
+        </w:rPr>
+        <w:t>ngineer</w:t>
       </w:r>
     </w:p>
     <w:p>

--- a/Khapisov_CV.docx
+++ b/Khapisov_CV.docx
@@ -36,37 +36,15 @@
         </w:rPr>
         <w:t xml:space="preserve">   </w:t>
       </w:r>
-      <w:proofErr w:type="spellStart"/>
-      <w:r>
-        <w:rPr>
-          <w:rFonts w:ascii="Times New Roman" w:hAnsi="Times New Roman" w:cs="Times New Roman"/>
-          <w:b/>
-          <w:bCs/>
-          <w:lang w:val="en-US"/>
-        </w:rPr>
-        <w:t>Khapisov</w:t>
-      </w:r>
-      <w:proofErr w:type="spellEnd"/>
-      <w:r>
-        <w:rPr>
-          <w:rFonts w:ascii="Times New Roman" w:hAnsi="Times New Roman" w:cs="Times New Roman"/>
-          <w:b/>
-          <w:bCs/>
-          <w:lang w:val="en-US"/>
-        </w:rPr>
-        <w:t xml:space="preserve"> Malik </w:t>
-      </w:r>
-      <w:proofErr w:type="spellStart"/>
-      <w:r>
-        <w:rPr>
-          <w:rFonts w:ascii="Times New Roman" w:hAnsi="Times New Roman" w:cs="Times New Roman"/>
-          <w:b/>
-          <w:bCs/>
-          <w:lang w:val="en-US"/>
-        </w:rPr>
-        <w:t>Khapisovich</w:t>
-      </w:r>
-      <w:proofErr w:type="spellEnd"/>
+      <w:r>
+        <w:rPr>
+          <w:rFonts w:ascii="Times New Roman" w:hAnsi="Times New Roman" w:cs="Times New Roman"/>
+          <w:b/>
+          <w:bCs/>
+          <w:lang w:val="en-US"/>
+        </w:rPr>
+        <w:t>Khapisov Malik Khapisovich</w:t>
+      </w:r>
     </w:p>
     <w:p>
       <w:pPr>
@@ -144,6 +122,7 @@
           <w:bCs/>
           <w:sz w:val="28"/>
           <w:szCs w:val="28"/>
+          <w:lang w:val="en-US"/>
         </w:rPr>
         <w:t xml:space="preserve"> </w:t>
       </w:r>
@@ -226,18 +205,24 @@
         </w:rPr>
         <w:t xml:space="preserve">E-mail: </w:t>
       </w:r>
-      <w:hyperlink r:id="rId5" w:history="1">
-        <w:r>
-          <w:rPr>
-            <w:rStyle w:val="Hyperlink"/>
-            <w:rFonts w:ascii="Times New Roman" w:hAnsi="Times New Roman" w:cs="Times New Roman"/>
-            <w:sz w:val="28"/>
-            <w:szCs w:val="28"/>
-            <w:lang w:val="en-US"/>
-          </w:rPr>
-          <w:t>khapisov.malik@yandex.ru</w:t>
-        </w:r>
-      </w:hyperlink>
+      <w:r>
+        <w:rPr>
+          <w:rFonts w:ascii="Times New Roman" w:hAnsi="Times New Roman" w:cs="Times New Roman"/>
+          <w:sz w:val="28"/>
+          <w:szCs w:val="28"/>
+          <w:lang w:val="en-US"/>
+        </w:rPr>
+        <w:t>malik.khapisov@gmail.co</w:t>
+      </w:r>
+      <w:r>
+        <w:rPr>
+          <w:rFonts w:ascii="Times New Roman" w:hAnsi="Times New Roman" w:cs="Times New Roman"/>
+          <w:sz w:val="28"/>
+          <w:szCs w:val="28"/>
+          <w:lang w:val="en-US"/>
+        </w:rPr>
+        <w:t>m</w:t>
+      </w:r>
       <w:r>
         <w:rPr>
           <w:rFonts w:ascii="Times New Roman" w:hAnsi="Times New Roman" w:cs="Times New Roman"/>
@@ -350,29 +335,16 @@
           <w:lang w:val="en-US"/>
         </w:rPr>
       </w:pPr>
-      <w:proofErr w:type="spellStart"/>
-      <w:r>
-        <w:rPr>
-          <w:rFonts w:ascii="Times New Roman" w:hAnsi="Times New Roman" w:cs="Times New Roman"/>
-          <w:b/>
-          <w:bCs/>
-          <w:sz w:val="28"/>
-          <w:szCs w:val="28"/>
-          <w:lang w:val="en-US"/>
-        </w:rPr>
-        <w:t>Github</w:t>
-      </w:r>
-      <w:proofErr w:type="spellEnd"/>
-      <w:r>
-        <w:rPr>
-          <w:rFonts w:ascii="Times New Roman" w:hAnsi="Times New Roman" w:cs="Times New Roman"/>
-          <w:b/>
-          <w:bCs/>
-          <w:sz w:val="28"/>
-          <w:szCs w:val="28"/>
-          <w:lang w:val="en-US"/>
-        </w:rPr>
-        <w:t>: https://github.com/</w:t>
+      <w:r>
+        <w:rPr>
+          <w:rFonts w:ascii="Times New Roman" w:hAnsi="Times New Roman" w:cs="Times New Roman"/>
+          <w:b/>
+          <w:bCs/>
+          <w:sz w:val="28"/>
+          <w:szCs w:val="28"/>
+          <w:lang w:val="en-US"/>
+        </w:rPr>
+        <w:t>Github: https://github.com/</w:t>
       </w:r>
       <w:r>
         <w:rPr>
@@ -871,47 +843,7 @@
           <w:szCs w:val="28"/>
           <w:lang w:val="en-US"/>
         </w:rPr>
-        <w:t xml:space="preserve"> model, achieving δ1 &gt; 0.95 and </w:t>
-      </w:r>
-      <w:proofErr w:type="spellStart"/>
-      <w:r>
-        <w:rPr>
-          <w:rFonts w:ascii="Times New Roman" w:hAnsi="Times New Roman" w:cs="Times New Roman"/>
-          <w:sz w:val="28"/>
-          <w:szCs w:val="28"/>
-          <w:lang w:val="en-US"/>
-        </w:rPr>
-        <w:t>AbsRel</w:t>
-      </w:r>
-      <w:proofErr w:type="spellEnd"/>
-      <w:r>
-        <w:rPr>
-          <w:rFonts w:ascii="Times New Roman" w:hAnsi="Times New Roman" w:cs="Times New Roman"/>
-          <w:sz w:val="28"/>
-          <w:szCs w:val="28"/>
-          <w:lang w:val="en-US"/>
-        </w:rPr>
-        <w:t xml:space="preserve"> &lt; 0.05 on average in zero-shot evaluation across 6 real and 2 synthetic validation datasets, using </w:t>
-      </w:r>
-      <w:proofErr w:type="spellStart"/>
-      <w:r>
-        <w:rPr>
-          <w:rFonts w:ascii="Times New Roman" w:hAnsi="Times New Roman" w:cs="Times New Roman"/>
-          <w:sz w:val="28"/>
-          <w:szCs w:val="28"/>
-          <w:lang w:val="en-US"/>
-        </w:rPr>
-        <w:t>ViT</w:t>
-      </w:r>
-      <w:proofErr w:type="spellEnd"/>
-      <w:r>
-        <w:rPr>
-          <w:rFonts w:ascii="Times New Roman" w:hAnsi="Times New Roman" w:cs="Times New Roman"/>
-          <w:sz w:val="28"/>
-          <w:szCs w:val="28"/>
-          <w:lang w:val="en-US"/>
-        </w:rPr>
-        <w:t>-L architecture and trained from scratch on 7 synthetic datasets (~1M train samples);</w:t>
+        <w:t xml:space="preserve"> model, achieving δ1 &gt; 0.95 and AbsRel &lt; 0.05 on average in zero-shot evaluation across 6 real and 2 synthetic validation datasets, using ViT-L architecture and trained from scratch on 7 synthetic datasets (~1M train samples);</w:t>
       </w:r>
     </w:p>
     <w:p>
@@ -1125,7 +1057,7 @@
         </w:rPr>
         <w:t>Master's thesis on "Modeling of stochastic effects in nonlinear dynamical systems": </w:t>
       </w:r>
-      <w:hyperlink r:id="rId6" w:history="1">
+      <w:hyperlink r:id="rId5" w:history="1">
         <w:r>
           <w:rPr>
             <w:rStyle w:val="Hyperlink"/>
@@ -1162,7 +1094,7 @@
         <w:lastRenderedPageBreak/>
         <w:t>Solving the problem of face recognition using MTCNN detector and classifier based on ResNet18 architecture: </w:t>
       </w:r>
-      <w:hyperlink r:id="rId7" w:history="1">
+      <w:hyperlink r:id="rId6" w:history="1">
         <w:r>
           <w:rPr>
             <w:rStyle w:val="Hyperlink"/>
@@ -1196,29 +1128,9 @@
           <w:szCs w:val="28"/>
           <w:lang w:val="en-US"/>
         </w:rPr>
-        <w:t xml:space="preserve">Bachelor's thesis on “Application of the </w:t>
-      </w:r>
-      <w:proofErr w:type="spellStart"/>
-      <w:r>
-        <w:rPr>
-          <w:rFonts w:ascii="Times New Roman" w:hAnsi="Times New Roman" w:cs="Times New Roman"/>
-          <w:sz w:val="28"/>
-          <w:szCs w:val="28"/>
-          <w:lang w:val="en-US"/>
-        </w:rPr>
-        <w:t>Galerkin</w:t>
-      </w:r>
-      <w:proofErr w:type="spellEnd"/>
-      <w:r>
-        <w:rPr>
-          <w:rFonts w:ascii="Times New Roman" w:hAnsi="Times New Roman" w:cs="Times New Roman"/>
-          <w:sz w:val="28"/>
-          <w:szCs w:val="28"/>
-          <w:lang w:val="en-US"/>
-        </w:rPr>
-        <w:t xml:space="preserve"> stochastic method to the analysis of regression models”: </w:t>
-      </w:r>
-      <w:hyperlink r:id="rId8" w:history="1">
+        <w:t>Bachelor's thesis on “Application of the Galerkin stochastic method to the analysis of regression models”: </w:t>
+      </w:r>
+      <w:hyperlink r:id="rId7" w:history="1">
         <w:r>
           <w:rPr>
             <w:rStyle w:val="Hyperlink"/>
@@ -1254,7 +1166,7 @@
         </w:rPr>
         <w:t>Coursework on the topic “Investigation of bistable systems by methods of stochastic modeling of kinetic circuits”: </w:t>
       </w:r>
-      <w:hyperlink r:id="rId9" w:history="1">
+      <w:hyperlink r:id="rId8" w:history="1">
         <w:r>
           <w:rPr>
             <w:rStyle w:val="Hyperlink"/>
@@ -1363,27 +1275,7 @@
           <w:szCs w:val="28"/>
           <w:lang w:val="en-US"/>
         </w:rPr>
-        <w:t>: </w:t>
-      </w:r>
-      <w:proofErr w:type="spellStart"/>
-      <w:r>
-        <w:rPr>
-          <w:rFonts w:ascii="Times New Roman" w:hAnsi="Times New Roman" w:cs="Times New Roman"/>
-          <w:sz w:val="28"/>
-          <w:szCs w:val="28"/>
-          <w:lang w:val="en-US"/>
-        </w:rPr>
-        <w:t>PyTorch</w:t>
-      </w:r>
-      <w:proofErr w:type="spellEnd"/>
-      <w:r>
-        <w:rPr>
-          <w:rFonts w:ascii="Times New Roman" w:hAnsi="Times New Roman" w:cs="Times New Roman"/>
-          <w:sz w:val="28"/>
-          <w:szCs w:val="28"/>
-          <w:lang w:val="en-US"/>
-        </w:rPr>
-        <w:t>, NumPy, OpenCV, depth estimation, segmentation, object detection</w:t>
+        <w:t>: PyTorch, NumPy, OpenCV, depth estimation, segmentation, object detection</w:t>
       </w:r>
       <w:r>
         <w:rPr>
